--- a/word_reports/LP_0331_위치_453_The Archies_Straight A's.docx
+++ b/word_reports/LP_0331_위치_453_The Archies_Straight A's.docx
@@ -4,7 +4,7 @@
   <w:body>
     <w:p>
       <w:pPr>
-        <w:spacing w:after="280"/>
+        <w:spacing w:after="80"/>
       </w:pPr>
       <w:r>
         <w:rPr w:rFonts="맑은 고딕">
@@ -13,94 +13,47 @@
           <w:color w:val="1E3A8A"/>
           <w:sz w:val="30"/>
         </w:rPr>
-        <w:t>[453] The Archies - Straight A's</w:t>
+        <w:t>The Archies (아치스) - Straight A's</w:t>
       </w:r>
     </w:p>
     <w:p>
       <w:pPr>
-        <w:spacing w:after="320"/>
+        <w:spacing w:after="240"/>
       </w:pPr>
       <w:r>
         <w:rPr w:rFonts="맑은 고딕">
           <w:rFonts w:ascii="맑은 고딕" w:hAnsi="맑은 고딕" w:eastAsia="맑은 고딕"/>
           <w:b/>
-          <w:sz w:val="20"/>
+          <w:color w:val="4B5563"/>
+          <w:sz w:val="22"/>
         </w:rPr>
-        <w:t>■ 위치 : 453</w:t>
-        <w:br/>
-      </w:r>
-      <w:r>
-        <w:rPr w:rFonts="맑은 고딕">
-          <w:rFonts w:ascii="맑은 고딕" w:hAnsi="맑은 고딕" w:eastAsia="맑은 고딕"/>
-          <w:b/>
-          <w:sz w:val="20"/>
-        </w:rPr>
-        <w:t>■ 아티스트 : The Archies</w:t>
-        <w:br/>
-      </w:r>
-      <w:r>
-        <w:rPr w:rFonts="맑은 고딕">
-          <w:rFonts w:ascii="맑은 고딕" w:hAnsi="맑은 고딕" w:eastAsia="맑은 고딕"/>
-          <w:b/>
-          <w:sz w:val="20"/>
-        </w:rPr>
-        <w:t>■ 앨범명 : Straight A's</w:t>
-        <w:br/>
-      </w:r>
-      <w:r>
-        <w:rPr w:rFonts="맑은 고딕">
-          <w:rFonts w:ascii="맑은 고딕" w:hAnsi="맑은 고딕" w:eastAsia="맑은 고딕"/>
-          <w:b w:val="0"/>
-          <w:sz w:val="20"/>
-        </w:rPr>
-        <w:t>■ 음반 레이블 : Calendar Records / Kirshner Records</w:t>
-        <w:br/>
-      </w:r>
-      <w:r>
-        <w:rPr w:rFonts="맑은 고딕">
-          <w:rFonts w:ascii="맑은 고딕" w:hAnsi="맑은 고딕" w:eastAsia="맑은 고딕"/>
-          <w:b w:val="0"/>
-          <w:sz w:val="20"/>
-        </w:rPr>
-        <w:t>■ 발매년도 : 1969</w:t>
-        <w:br/>
-      </w:r>
-      <w:r>
-        <w:rPr w:rFonts="맑은 고딕">
-          <w:rFonts w:ascii="맑은 고딕" w:hAnsi="맑은 고딕" w:eastAsia="맑은 고딕"/>
-          <w:b w:val="0"/>
-          <w:sz w:val="20"/>
-        </w:rPr>
-        <w:t>■ 장르 : 버블검 팝 (Bubblegum Pop), 선샤인 팝 (Sunshine Pop), 팝 록</w:t>
-        <w:br/>
-      </w:r>
-      <w:r>
-        <w:rPr w:rFonts="맑은 고딕">
-          <w:rFonts w:ascii="맑은 고딕" w:hAnsi="맑은 고딕" w:eastAsia="맑은 고딕"/>
-          <w:b w:val="0"/>
-          <w:sz w:val="20"/>
-        </w:rPr>
-        <w:t>■ 주요 수록곡 : Archie's Party, Everything's Alright, She's Putting Me Through Changes, Who's Your Baby?, Inside Out - Upside Down, Nursery Rhyme</w:t>
-        <w:br/>
+        <w:t>위치 :  453</w:t>
       </w:r>
     </w:p>
     <w:p>
       <w:pPr>
-        <w:spacing w:after="160"/>
+        <w:spacing w:line="324" w:lineRule="auto" w:before="80" w:after="160"/>
       </w:pPr>
       <w:r>
         <w:rPr w:rFonts="맑은 고딕">
           <w:rFonts w:ascii="맑은 고딕" w:hAnsi="맑은 고딕" w:eastAsia="맑은 고딕"/>
           <w:b/>
           <w:color w:val="1F2937"/>
-          <w:sz w:val="24"/>
+          <w:sz w:val="22"/>
         </w:rPr>
-        <w:t>■ 음반 해설 및 감상 가이드</w:t>
+        <w:t xml:space="preserve">[음반 소개] </w:t>
+      </w:r>
+      <w:r>
+        <w:rPr w:rFonts="맑은 고딕">
+          <w:rFonts w:ascii="맑은 고딕" w:hAnsi="맑은 고딕" w:eastAsia="맑은 고딕"/>
+          <w:b w:val="0"/>
+          <w:sz w:val="21"/>
+        </w:rPr>
       </w:r>
     </w:p>
     <w:p>
       <w:pPr>
-        <w:spacing w:line="312" w:lineRule="auto" w:after="120"/>
+        <w:spacing w:line="324" w:lineRule="auto" w:after="120"/>
       </w:pPr>
       <w:r>
         <w:rPr w:rFonts="맑은 고딕">
@@ -108,51 +61,516 @@
           <w:b w:val="0"/>
           <w:sz w:val="21"/>
         </w:rPr>
-        <w:t>전설적인 미디어 프로듀서 돈 커슈너(Don Kirshner)의 손끝에서 탄생한 디 아치스(The Archies)는 만화 캐릭터를 앞세운 가상의 아티스트라는 파격적인 콘셉트에도 불구하고, 1960년대 후반 미국 대중음악계를 거세게 흔들었던 청춘의 상징이었습니다. 1969년에 발매된 이들의 세 번째 정규 스튜디오 앨범 《Straight A's》는 세계적인 메가 히트곡 'Sugar, Sugar'의 폭발적인 성공 직후 발표된 작품으로, 버블검 팝(Bubblegum Pop) 장르가 도달할 수 있는 가장 순수하고 감각적인 미학을 담아낸 명반입니다.</w:t>
+        <w:t>1960년대 후반 팝 음악계에 찬란한 무지개처럼 떠올라 순수한 청춘의 설렘을 노래했던 버블검 팝의 거장, 아치스(The Archies)의 눈부신 음악적 정취를 집대성한 수작입니다. 가상 밴드라는 혁신적인 기획 이면에 당대 최고 수준의 브릴 빌딩 작곡진과 정상급 세션 뮤지션들이 정교하게 직조해 낸 멜로디는 반세기가 흐른 오늘날에도 싱그러운 생명력을 발산합니다. 회색빛 일상에 맑고 청량한 햇살을 들이붓듯 유쾌하고도 낭만적인 화음을 전해주는 이 음반은, 순수했던 아날로그 팝 황금기의 낭만을 증언하는 소중한 바이닐 기록입니다.</w:t>
       </w:r>
     </w:p>
     <w:p>
       <w:pPr>
-        <w:spacing w:line="312" w:lineRule="auto" w:after="120"/>
+        <w:spacing w:line="324" w:lineRule="auto" w:before="200" w:after="80"/>
       </w:pPr>
+      <w:r>
+        <w:rPr w:rFonts="맑은 고딕">
+          <w:rFonts w:ascii="맑은 고딕" w:hAnsi="맑은 고딕" w:eastAsia="맑은 고딕"/>
+          <w:b/>
+          <w:color w:val="1E3A8A"/>
+          <w:sz w:val="24"/>
+        </w:rPr>
+        <w:t>1. 음반 데이터</w:t>
+      </w:r>
+    </w:p>
+    <w:p>
+      <w:pPr>
+        <w:spacing w:line="324" w:lineRule="auto" w:after="80"/>
+      </w:pPr>
+      <w:r>
+        <w:rPr w:rFonts="맑은 고딕">
+          <w:rFonts w:ascii="맑은 고딕" w:hAnsi="맑은 고딕" w:eastAsia="맑은 고딕"/>
+          <w:b w:val="0"/>
+          <w:color w:val="6B7280"/>
+          <w:sz w:val="21"/>
+        </w:rPr>
+        <w:t xml:space="preserve">· </w:t>
+      </w:r>
+      <w:r>
+        <w:rPr w:rFonts="맑은 고딕">
+          <w:rFonts w:ascii="맑은 고딕" w:hAnsi="맑은 고딕" w:eastAsia="맑은 고딕"/>
+          <w:b/>
+          <w:color w:val="1F2937"/>
+          <w:sz w:val="21"/>
+        </w:rPr>
+        <w:t xml:space="preserve">앨범명: </w:t>
+      </w:r>
       <w:r>
         <w:rPr w:rFonts="맑은 고딕">
           <w:rFonts w:ascii="맑은 고딕" w:hAnsi="맑은 고딕" w:eastAsia="맑은 고딕"/>
           <w:b w:val="0"/>
           <w:sz w:val="21"/>
         </w:rPr>
-        <w:t>이 음반의 참된 가치는 캐릭터 뒤에 숨은 실력파 세션 뮤지션들과 프로듀서진의 정교한 세공술에 있습니다. 보컬리스트 론 단테(Ron Dante)의 청량하고 세련된 미성은 앨범 전체를 관통하며, 입체적으로 쌓아 올린 화려한 백코러스와 결합하여 청자에게 극상의 청각적 쾌감을 선사합니다. 3분 남짓의 정교하게 계산된 트랙 구조 안에서 피어나는 중독성 강한 메인 멜로디, 경쾌하게 뿜어져 나오는 브라스 섹션, 그리고 정교한 키보드 리프는 당대 최고의 스튜디오 팝 아키텍처를 증명합니다.</w:t>
+        <w:t>Straight A's</w:t>
       </w:r>
     </w:p>
     <w:p>
       <w:pPr>
-        <w:spacing w:line="312" w:lineRule="auto" w:after="120"/>
+        <w:spacing w:line="324" w:lineRule="auto" w:after="80"/>
       </w:pPr>
+      <w:r>
+        <w:rPr w:rFonts="맑은 고딕">
+          <w:rFonts w:ascii="맑은 고딕" w:hAnsi="맑은 고딕" w:eastAsia="맑은 고딕"/>
+          <w:b w:val="0"/>
+          <w:color w:val="6B7280"/>
+          <w:sz w:val="21"/>
+        </w:rPr>
+        <w:t xml:space="preserve">· </w:t>
+      </w:r>
+      <w:r>
+        <w:rPr w:rFonts="맑은 고딕">
+          <w:rFonts w:ascii="맑은 고딕" w:hAnsi="맑은 고딕" w:eastAsia="맑은 고딕"/>
+          <w:b/>
+          <w:color w:val="1F2937"/>
+          <w:sz w:val="21"/>
+        </w:rPr>
+        <w:t xml:space="preserve">아티스트: </w:t>
+      </w:r>
       <w:r>
         <w:rPr w:rFonts="맑은 고딕">
           <w:rFonts w:ascii="맑은 고딕" w:hAnsi="맑은 고딕" w:eastAsia="맑은 고딕"/>
           <w:b w:val="0"/>
           <w:sz w:val="21"/>
         </w:rPr>
-        <w:t>수록곡들을 살펴보면, 첫 트랙인 'Archie's Party'는 특유의 밝고 활기찬 에너지로 청자를 정겨운 파티 한가운데로 초대하며, 히트 싱글로 사랑받았던 'Who's Your Baby?'는 리드미컬한 기타 리프와 중독성 넘치는 후렴구로 앨범의 하이라이트를 장식합니다. 또한 'She's Putting Me Through Changes'와 같은 곡에서는 단순한 버블검 팝을 넘어 세련된 팝 록의 텍스처를 더하여 디 아치스가 보여줄 수 있는 음악적 스펙트럼의 확장을 명징하게 보여줍니다.</w:t>
+        <w:t>The Archies (아치스)</w:t>
       </w:r>
     </w:p>
     <w:p>
       <w:pPr>
-        <w:spacing w:line="312" w:lineRule="auto" w:after="120"/>
+        <w:spacing w:line="324" w:lineRule="auto" w:after="80"/>
       </w:pPr>
+      <w:r>
+        <w:rPr w:rFonts="맑은 고딕">
+          <w:rFonts w:ascii="맑은 고딕" w:hAnsi="맑은 고딕" w:eastAsia="맑은 고딕"/>
+          <w:b w:val="0"/>
+          <w:color w:val="6B7280"/>
+          <w:sz w:val="21"/>
+        </w:rPr>
+        <w:t xml:space="preserve">· </w:t>
+      </w:r>
+      <w:r>
+        <w:rPr w:rFonts="맑은 고딕">
+          <w:rFonts w:ascii="맑은 고딕" w:hAnsi="맑은 고딕" w:eastAsia="맑은 고딕"/>
+          <w:b/>
+          <w:color w:val="1F2937"/>
+          <w:sz w:val="21"/>
+        </w:rPr>
+        <w:t xml:space="preserve">발매 정보: </w:t>
+      </w:r>
       <w:r>
         <w:rPr w:rFonts="맑은 고딕">
           <w:rFonts w:ascii="맑은 고딕" w:hAnsi="맑은 고딕" w:eastAsia="맑은 고딕"/>
           <w:b w:val="0"/>
           <w:sz w:val="21"/>
         </w:rPr>
-        <w:t>《Straight A's》는 1960년대 말 아메리칸 팝이 간직하고 있던 무구한 순수함과 낭만을 LP 특유의 따뜻한 아날로그 질감으로 고스란히 복원해 냅니다. 만화적 낭만과 최고 수준의 음악성이 결합하여 완성된 이 앨범은, 세월이 흘러도 변치 않는 맑고 경쾌한 선샤인 팝의 고전으로서 오늘날의 LP 수집가들에게도 여전히 기분 좋은 미소를 안겨주는 정갈한 명작입니다.</w:t>
+        <w:t>팝 음악계의 미다스의 손 돈 커슈너(Don Kirshner)와 명 프로듀서 제프 배리(Jeff Barry)의 탁월한 지휘 아래, 아치스의 가장 완성도 높은 모범적 트랙들을 선별하여 1970년대 초반 LP로 정식 공개된 명작 기획 앨범입니다.</w:t>
+      </w:r>
+    </w:p>
+    <w:p>
+      <w:pPr>
+        <w:spacing w:line="324" w:lineRule="auto" w:after="80"/>
+      </w:pPr>
+      <w:r>
+        <w:rPr w:rFonts="맑은 고딕">
+          <w:rFonts w:ascii="맑은 고딕" w:hAnsi="맑은 고딕" w:eastAsia="맑은 고딕"/>
+          <w:b w:val="0"/>
+          <w:color w:val="6B7280"/>
+          <w:sz w:val="21"/>
+        </w:rPr>
+        <w:t xml:space="preserve">· </w:t>
+      </w:r>
+      <w:r>
+        <w:rPr w:rFonts="맑은 고딕">
+          <w:rFonts w:ascii="맑은 고딕" w:hAnsi="맑은 고딕" w:eastAsia="맑은 고딕"/>
+          <w:b/>
+          <w:color w:val="1F2937"/>
+          <w:sz w:val="21"/>
+        </w:rPr>
+        <w:t xml:space="preserve">LP 인기도(판매량): </w:t>
+      </w:r>
+      <w:r>
+        <w:rPr w:rFonts="맑은 고딕">
+          <w:rFonts w:ascii="맑은 고딕" w:hAnsi="맑은 고딕" w:eastAsia="맑은 고딕"/>
+          <w:b w:val="0"/>
+          <w:sz w:val="21"/>
+        </w:rPr>
+        <w:t>전 세계 라디오와 차트를 석권했던 메가 히트곡들의 폭발적인 후광에 힘입어, 발매 당시 미국을 비롯한 글로벌 틴에이저 팝 팬들과 바이닐 애호가들의 뜨거운 호응 속에 견고한 판매고를 기록했습니다.</w:t>
+      </w:r>
+    </w:p>
+    <w:p>
+      <w:pPr>
+        <w:spacing w:line="324" w:lineRule="auto" w:after="80"/>
+      </w:pPr>
+      <w:r>
+        <w:rPr w:rFonts="맑은 고딕">
+          <w:rFonts w:ascii="맑은 고딕" w:hAnsi="맑은 고딕" w:eastAsia="맑은 고딕"/>
+          <w:b w:val="0"/>
+          <w:color w:val="6B7280"/>
+          <w:sz w:val="21"/>
+        </w:rPr>
+        <w:t xml:space="preserve">· </w:t>
+      </w:r>
+      <w:r>
+        <w:rPr w:rFonts="맑은 고딕">
+          <w:rFonts w:ascii="맑은 고딕" w:hAnsi="맑은 고딕" w:eastAsia="맑은 고딕"/>
+          <w:b/>
+          <w:color w:val="1F2937"/>
+          <w:sz w:val="21"/>
+        </w:rPr>
+        <w:t xml:space="preserve">각종 수상경력: </w:t>
+      </w:r>
+      <w:r>
+        <w:rPr w:rFonts="맑은 고딕">
+          <w:rFonts w:ascii="맑은 고딕" w:hAnsi="맑은 고딕" w:eastAsia="맑은 고딕"/>
+          <w:b w:val="0"/>
+          <w:sz w:val="21"/>
+        </w:rPr>
+        <w:t>1969년 빌보드 연간 차트 1위를 차지한 이들의 음악적 유산과 맞물려 RIAA 골드/플래티넘 공인 기록을 뒷받침하며, 대중음악사에서 가장 완벽하게 조율된 스튜디오 팝 프로젝트 중 하나로 평단의 영속적인 찬사를 받고 있습니다.</w:t>
+      </w:r>
+    </w:p>
+    <w:p>
+      <w:pPr>
+        <w:spacing w:line="324" w:lineRule="auto" w:before="200" w:after="80"/>
+      </w:pPr>
+      <w:r>
+        <w:rPr w:rFonts="맑은 고딕">
+          <w:rFonts w:ascii="맑은 고딕" w:hAnsi="맑은 고딕" w:eastAsia="맑은 고딕"/>
+          <w:b/>
+          <w:color w:val="1E3A8A"/>
+          <w:sz w:val="24"/>
+        </w:rPr>
+        <w:t>2. 아티스트 정보</w:t>
+      </w:r>
+    </w:p>
+    <w:p>
+      <w:pPr>
+        <w:spacing w:line="324" w:lineRule="auto" w:after="80"/>
+      </w:pPr>
+      <w:r>
+        <w:rPr w:rFonts="맑은 고딕">
+          <w:rFonts w:ascii="맑은 고딕" w:hAnsi="맑은 고딕" w:eastAsia="맑은 고딕"/>
+          <w:b w:val="0"/>
+          <w:color w:val="6B7280"/>
+          <w:sz w:val="21"/>
+        </w:rPr>
+        <w:t xml:space="preserve">· </w:t>
+      </w:r>
+      <w:r>
+        <w:rPr w:rFonts="맑은 고딕">
+          <w:rFonts w:ascii="맑은 고딕" w:hAnsi="맑은 고딕" w:eastAsia="맑은 고딕"/>
+          <w:b/>
+          <w:color w:val="1F2937"/>
+          <w:sz w:val="21"/>
+        </w:rPr>
+        <w:t xml:space="preserve">국적: </w:t>
+      </w:r>
+      <w:r>
+        <w:rPr w:rFonts="맑은 고딕">
+          <w:rFonts w:ascii="맑은 고딕" w:hAnsi="맑은 고딕" w:eastAsia="맑은 고딕"/>
+          <w:b w:val="0"/>
+          <w:sz w:val="21"/>
+        </w:rPr>
+        <w:t>미국 (United States)</w:t>
+      </w:r>
+    </w:p>
+    <w:p>
+      <w:pPr>
+        <w:spacing w:line="324" w:lineRule="auto" w:after="80"/>
+      </w:pPr>
+      <w:r>
+        <w:rPr w:rFonts="맑은 고딕">
+          <w:rFonts w:ascii="맑은 고딕" w:hAnsi="맑은 고딕" w:eastAsia="맑은 고딕"/>
+          <w:b w:val="0"/>
+          <w:color w:val="6B7280"/>
+          <w:sz w:val="21"/>
+        </w:rPr>
+        <w:t xml:space="preserve">· </w:t>
+      </w:r>
+      <w:r>
+        <w:rPr w:rFonts="맑은 고딕">
+          <w:rFonts w:ascii="맑은 고딕" w:hAnsi="맑은 고딕" w:eastAsia="맑은 고딕"/>
+          <w:b/>
+          <w:color w:val="1F2937"/>
+          <w:sz w:val="21"/>
+        </w:rPr>
+        <w:t xml:space="preserve">생몰년도: </w:t>
+      </w:r>
+      <w:r>
+        <w:rPr w:rFonts="맑은 고딕">
+          <w:rFonts w:ascii="맑은 고딕" w:hAnsi="맑은 고딕" w:eastAsia="맑은 고딕"/>
+          <w:b w:val="0"/>
+          <w:sz w:val="21"/>
+        </w:rPr>
+        <w:t>1968년 결성</w:t>
+      </w:r>
+    </w:p>
+    <w:p>
+      <w:pPr>
+        <w:spacing w:line="324" w:lineRule="auto" w:after="80"/>
+      </w:pPr>
+      <w:r>
+        <w:rPr w:rFonts="맑은 고딕">
+          <w:rFonts w:ascii="맑은 고딕" w:hAnsi="맑은 고딕" w:eastAsia="맑은 고딕"/>
+          <w:b w:val="0"/>
+          <w:color w:val="6B7280"/>
+          <w:sz w:val="21"/>
+        </w:rPr>
+        <w:t xml:space="preserve">· </w:t>
+      </w:r>
+      <w:r>
+        <w:rPr w:rFonts="맑은 고딕">
+          <w:rFonts w:ascii="맑은 고딕" w:hAnsi="맑은 고딕" w:eastAsia="맑은 고딕"/>
+          <w:b/>
+          <w:color w:val="1F2937"/>
+          <w:sz w:val="21"/>
+        </w:rPr>
+        <w:t xml:space="preserve">그룹 소속: </w:t>
+      </w:r>
+      <w:r>
+        <w:rPr w:rFonts="맑은 고딕">
+          <w:rFonts w:ascii="맑은 고딕" w:hAnsi="맑은 고딕" w:eastAsia="맑은 고딕"/>
+          <w:b w:val="0"/>
+          <w:sz w:val="21"/>
+        </w:rPr>
+        <w:t>5인조 가상 팝/록 그룹 (스튜디오 프로젝트 그룹: 론 단테, 토니 와인 등 주축)</w:t>
+      </w:r>
+    </w:p>
+    <w:p>
+      <w:pPr>
+        <w:spacing w:line="324" w:lineRule="auto" w:after="80"/>
+      </w:pPr>
+      <w:r>
+        <w:rPr w:rFonts="맑은 고딕">
+          <w:rFonts w:ascii="맑은 고딕" w:hAnsi="맑은 고딕" w:eastAsia="맑은 고딕"/>
+          <w:b w:val="0"/>
+          <w:color w:val="6B7280"/>
+          <w:sz w:val="21"/>
+        </w:rPr>
+        <w:t xml:space="preserve">· </w:t>
+      </w:r>
+      <w:r>
+        <w:rPr w:rFonts="맑은 고딕">
+          <w:rFonts w:ascii="맑은 고딕" w:hAnsi="맑은 고딕" w:eastAsia="맑은 고딕"/>
+          <w:b/>
+          <w:color w:val="1F2937"/>
+          <w:sz w:val="21"/>
+        </w:rPr>
+        <w:t xml:space="preserve">아티스트 소개: </w:t>
+      </w:r>
+      <w:r>
+        <w:rPr w:rFonts="맑은 고딕">
+          <w:rFonts w:ascii="맑은 고딕" w:hAnsi="맑은 고딕" w:eastAsia="맑은 고딕"/>
+          <w:b w:val="0"/>
+          <w:sz w:val="21"/>
+        </w:rPr>
+        <w:t>인기 만화 및 TV 애니메이션 &lt;아치 쇼(The Archie Show)&gt; 속 캐릭터를 모티브로 탄생하여 전 세계를 뒤흔든 전설적인 버블검 팝 밴드입니다. 천재적인 보컬리스트 론 단테(Ron Dante)의 청량한 가창과 최고 세션들의 정교한 앙상블을 통해, 가상 밴드의 한계를 넘어 팝 음악사에 불멸의 발자취를 남긴 독창적 아이콘입니다.</w:t>
+      </w:r>
+    </w:p>
+    <w:p>
+      <w:pPr>
+        <w:spacing w:line="324" w:lineRule="auto" w:before="200" w:after="80"/>
+      </w:pPr>
+      <w:r>
+        <w:rPr w:rFonts="맑은 고딕">
+          <w:rFonts w:ascii="맑은 고딕" w:hAnsi="맑은 고딕" w:eastAsia="맑은 고딕"/>
+          <w:b/>
+          <w:color w:val="1E3A8A"/>
+          <w:sz w:val="24"/>
+        </w:rPr>
+        <w:t>3. 음반 상세 분석</w:t>
+      </w:r>
+    </w:p>
+    <w:p>
+      <w:pPr>
+        <w:spacing w:line="324" w:lineRule="auto" w:after="80"/>
+      </w:pPr>
+      <w:r>
+        <w:rPr w:rFonts="맑은 고딕">
+          <w:rFonts w:ascii="맑은 고딕" w:hAnsi="맑은 고딕" w:eastAsia="맑은 고딕"/>
+          <w:b w:val="0"/>
+          <w:color w:val="6B7280"/>
+          <w:sz w:val="21"/>
+        </w:rPr>
+        <w:t xml:space="preserve">· </w:t>
+      </w:r>
+      <w:r>
+        <w:rPr w:rFonts="맑은 고딕">
+          <w:rFonts w:ascii="맑은 고딕" w:hAnsi="맑은 고딕" w:eastAsia="맑은 고딕"/>
+          <w:b/>
+          <w:color w:val="1F2937"/>
+          <w:sz w:val="21"/>
+        </w:rPr>
+        <w:t xml:space="preserve">역사적 위치: </w:t>
+      </w:r>
+      <w:r>
+        <w:rPr w:rFonts="맑은 고딕">
+          <w:rFonts w:ascii="맑은 고딕" w:hAnsi="맑은 고딕" w:eastAsia="맑은 고딕"/>
+          <w:b w:val="0"/>
+          <w:sz w:val="21"/>
+        </w:rPr>
+        <w:t>헤비록과 사이키델릭의 거친 파도가 음악계를 뒤흔들던 1960년대 말과 1970년대 초, 대중음악 본연의 미덕인 직관적인 멜로디와 하모니의 순수성을 완벽히 수호해 낸 음악사적 이정표입니다. 뛰어난 편곡과 고도의 절제미를 바탕으로 버블검 팝이 일회성 유행가가 아닌 정교한 스튜디오 예술로 승화될 수 있음을 증명한 명반입니다.</w:t>
+      </w:r>
+    </w:p>
+    <w:p>
+      <w:pPr>
+        <w:spacing w:line="324" w:lineRule="auto" w:after="80"/>
+      </w:pPr>
+      <w:r>
+        <w:rPr w:rFonts="맑은 고딕">
+          <w:rFonts w:ascii="맑은 고딕" w:hAnsi="맑은 고딕" w:eastAsia="맑은 고딕"/>
+          <w:b w:val="0"/>
+          <w:color w:val="6B7280"/>
+          <w:sz w:val="21"/>
+        </w:rPr>
+        <w:t xml:space="preserve">· </w:t>
+      </w:r>
+      <w:r>
+        <w:rPr w:rFonts="맑은 고딕">
+          <w:rFonts w:ascii="맑은 고딕" w:hAnsi="맑은 고딕" w:eastAsia="맑은 고딕"/>
+          <w:b/>
+          <w:color w:val="1F2937"/>
+          <w:sz w:val="21"/>
+        </w:rPr>
+        <w:t xml:space="preserve">시대의 흔적(스토리텔링): </w:t>
+      </w:r>
+      <w:r>
+        <w:rPr w:rFonts="맑은 고딕">
+          <w:rFonts w:ascii="맑은 고딕" w:hAnsi="맑은 고딕" w:eastAsia="맑은 고딕"/>
+          <w:b w:val="0"/>
+          <w:sz w:val="21"/>
+        </w:rPr>
+        <w:t>사회적 격변 속에서도 꿈과 낭만을 잃지 않았던 당대 청춘들의 무공해 감성이 앨범 전편에 짙게 투영되어 있습니다. 방과 후 동네 레코드 숍과 주크박스 주변을 서성이며 낡은 트랜지스터라디오에서 울려 퍼지던 노래에 가슴 설레던 1970년대 초 아메리칸 틴에이저들의 풋풋한 공기와 낙천주의가 고스란히 담겨 있습니다.</w:t>
+      </w:r>
+    </w:p>
+    <w:p>
+      <w:pPr>
+        <w:spacing w:line="324" w:lineRule="auto" w:before="200" w:after="80"/>
+      </w:pPr>
+      <w:r>
+        <w:rPr w:rFonts="맑은 고딕">
+          <w:rFonts w:ascii="맑은 고딕" w:hAnsi="맑은 고딕" w:eastAsia="맑은 고딕"/>
+          <w:b/>
+          <w:color w:val="1E3A8A"/>
+          <w:sz w:val="24"/>
+        </w:rPr>
+        <w:t>4. 주요 수록곡 및 감상 제언</w:t>
+      </w:r>
+    </w:p>
+    <w:p>
+      <w:pPr>
+        <w:spacing w:line="324" w:lineRule="auto" w:after="80"/>
+      </w:pPr>
+      <w:r>
+        <w:rPr w:rFonts="맑은 고딕">
+          <w:rFonts w:ascii="맑은 고딕" w:hAnsi="맑은 고딕" w:eastAsia="맑은 고딕"/>
+          <w:b w:val="0"/>
+          <w:color w:val="6B7280"/>
+          <w:sz w:val="21"/>
+        </w:rPr>
+        <w:t xml:space="preserve">· </w:t>
+      </w:r>
+      <w:r>
+        <w:rPr w:rFonts="맑은 고딕">
+          <w:rFonts w:ascii="맑은 고딕" w:hAnsi="맑은 고딕" w:eastAsia="맑은 고딕"/>
+          <w:b/>
+          <w:color w:val="1F2937"/>
+          <w:sz w:val="21"/>
+        </w:rPr>
+        <w:t xml:space="preserve">주요 수록곡 특징: </w:t>
+      </w:r>
+      <w:r>
+        <w:rPr w:rFonts="맑은 고딕">
+          <w:rFonts w:ascii="맑은 고딕" w:hAnsi="맑은 고딕" w:eastAsia="맑은 고딕"/>
+          <w:b w:val="0"/>
+          <w:sz w:val="21"/>
+        </w:rPr>
+        <w:t>중독성 강한 리프와 론 단테의 감미롭고 탄력 넘치는 보컬, 그리고 귀를 사로잡는 코러스 화음이 완벽한 조화를 이룹니다. 경쾌한 리듬 섹션과 핸드클랩, 사랑의 희열을 담은 낭만적인 노랫말이 유기적으로 맞물리며 듣는 이에게 무한한 긍정의 에너지를 선사합니다.</w:t>
+      </w:r>
+    </w:p>
+    <w:p>
+      <w:pPr>
+        <w:spacing w:line="324" w:lineRule="auto" w:after="80"/>
+      </w:pPr>
+      <w:r>
+        <w:rPr w:rFonts="맑은 고딕">
+          <w:rFonts w:ascii="맑은 고딕" w:hAnsi="맑은 고딕" w:eastAsia="맑은 고딕"/>
+          <w:b w:val="0"/>
+          <w:color w:val="6B7280"/>
+          <w:sz w:val="21"/>
+        </w:rPr>
+        <w:t xml:space="preserve">· </w:t>
+      </w:r>
+      <w:r>
+        <w:rPr w:rFonts="맑은 고딕">
+          <w:rFonts w:ascii="맑은 고딕" w:hAnsi="맑은 고딕" w:eastAsia="맑은 고딕"/>
+          <w:b/>
+          <w:color w:val="1F2937"/>
+          <w:sz w:val="21"/>
+        </w:rPr>
+        <w:t xml:space="preserve">빈티지 감상 제언: </w:t>
+      </w:r>
+      <w:r>
+        <w:rPr w:rFonts="맑은 고딕">
+          <w:rFonts w:ascii="맑은 고딕" w:hAnsi="맑은 고딕" w:eastAsia="맑은 고딕"/>
+          <w:b w:val="0"/>
+          <w:sz w:val="21"/>
+        </w:rPr>
+        <w:t>턴테이블 카트리지가 바이닐 소리골을 스칠 때 피어오르는 도톰한 중음역과 풍성한 베이스 라인은 디지털 음원에서는 느낄 수 없는 깊은 질감을 자아냅니다. 진공관 앰프 특유의 포근한 온기 속에 어쿠스틱 기타의 찰랑거림과 화사한 백킹 보컬의 공간감을 온전히 음미해 보시기를 권합니다.</w:t>
+      </w:r>
+    </w:p>
+    <w:p>
+      <w:pPr>
+        <w:spacing w:line="324" w:lineRule="auto" w:after="80"/>
+      </w:pPr>
+      <w:r>
+        <w:rPr w:rFonts="맑은 고딕">
+          <w:rFonts w:ascii="맑은 고딕" w:hAnsi="맑은 고딕" w:eastAsia="맑은 고딕"/>
+          <w:b w:val="0"/>
+          <w:color w:val="6B7280"/>
+          <w:sz w:val="21"/>
+        </w:rPr>
+        <w:t xml:space="preserve">· </w:t>
+      </w:r>
+      <w:r>
+        <w:rPr w:rFonts="맑은 고딕">
+          <w:rFonts w:ascii="맑은 고딕" w:hAnsi="맑은 고딕" w:eastAsia="맑은 고딕"/>
+          <w:b/>
+          <w:color w:val="1F2937"/>
+          <w:sz w:val="21"/>
+        </w:rPr>
+        <w:t xml:space="preserve">소장 가치: </w:t>
+      </w:r>
+      <w:r>
+        <w:rPr w:rFonts="맑은 고딕">
+          <w:rFonts w:ascii="맑은 고딕" w:hAnsi="맑은 고딕" w:eastAsia="맑은 고딕"/>
+          <w:b w:val="0"/>
+          <w:sz w:val="21"/>
+        </w:rPr>
+        <w:t>브릴 빌딩 사운드의 찬란한 유산이자 1970년대 바이닐 문화의 정수를 상징하는 희소한 작품으로, 아날로그 팝 황금기의 향취를 갈망하는 정통 LP 컬렉터들에게는 컬렉션의 품격을 한층 높여줄 대체 불가능한 소장품입니다.</w:t>
+      </w:r>
+    </w:p>
+    <w:p>
+      <w:pPr>
+        <w:spacing w:line="324" w:lineRule="auto" w:after="120" w:before="160"/>
+      </w:pPr>
+      <w:r>
+        <w:rPr w:rFonts="맑은 고딕">
+          <w:rFonts w:ascii="맑은 고딕" w:hAnsi="맑은 고딕" w:eastAsia="맑은 고딕"/>
+          <w:b/>
+          <w:color w:val="4338CA"/>
+          <w:sz w:val="21"/>
+        </w:rPr>
+        <w:t>이 음반을 통해 반세기를 건너온 순수한 멜로디와 따스한 아날로그 사운드가 전해주는 감동을 다시 한번 경험해 보시는 것은 어떨까요?</w:t>
       </w:r>
     </w:p>
     <w:sectPr>
       <w:pgSz w:w="12240" w:h="15840"/>
-      <w:pgMar w:top="1440" w:right="1440" w:bottom="1440" w:left="1440" w:header="720" w:footer="720" w:gutter="0"/>
+      <w:pgMar w:top="1152" w:right="1296" w:bottom="1152" w:left="1296" w:header="720" w:footer="720" w:gutter="0"/>
       <w:cols w:space="720"/>
       <w:docGrid w:linePitch="360"/>
     </w:sectPr>

--- a/word_reports/LP_0331_위치_453_The Archies_Straight A's.docx
+++ b/word_reports/LP_0331_위치_453_The Archies_Straight A's.docx
@@ -32,7 +32,7 @@
     </w:p>
     <w:p>
       <w:pPr>
-        <w:spacing w:line="324" w:lineRule="auto" w:before="80" w:after="160"/>
+        <w:spacing w:line="324" w:lineRule="auto" w:before="80" w:after="120"/>
       </w:pPr>
       <w:r>
         <w:rPr w:rFonts="맑은 고딕">
@@ -42,13 +42,6 @@
           <w:sz w:val="22"/>
         </w:rPr>
         <w:t xml:space="preserve">[음반 소개] </w:t>
-      </w:r>
-      <w:r>
-        <w:rPr w:rFonts="맑은 고딕">
-          <w:rFonts w:ascii="맑은 고딕" w:hAnsi="맑은 고딕" w:eastAsia="맑은 고딕"/>
-          <w:b w:val="0"/>
-          <w:sz w:val="21"/>
-        </w:rPr>
       </w:r>
     </w:p>
     <w:p>
@@ -61,7 +54,33 @@
           <w:b w:val="0"/>
           <w:sz w:val="21"/>
         </w:rPr>
-        <w:t>1960년대 후반 팝 음악계에 찬란한 무지개처럼 떠올라 순수한 청춘의 설렘을 노래했던 버블검 팝의 거장, 아치스(The Archies)의 눈부신 음악적 정취를 집대성한 수작입니다. 가상 밴드라는 혁신적인 기획 이면에 당대 최고 수준의 브릴 빌딩 작곡진과 정상급 세션 뮤지션들이 정교하게 직조해 낸 멜로디는 반세기가 흐른 오늘날에도 싱그러운 생명력을 발산합니다. 회색빛 일상에 맑고 청량한 햇살을 들이붓듯 유쾌하고도 낭만적인 화음을 전해주는 이 음반은, 순수했던 아날로그 팝 황금기의 낭만을 증언하는 소중한 바이닐 기록입니다.</w:t>
+        <w:t>1960년대 후반, 격동의 반문화(Counterculture)와 사이키델릭 록의 물결이 미국 전역을 뒤흔들던 무렵, 대중음악의 한편에서는 가장 순수하고도 찬란한 멜로디의 미학을 추구하던 거대한 흐름이 피어나고 있었습니다. 전설적인 팝의 마이다스 돈 커슈너(Don Kirshner)와 명 프로듀서 제프 배리(Jeff Barry)의 정교한 기획 아래 탄생한 가상 밴드 '더 아치스(The Archies)'는 동명 만화와 TV 애니메이션을 배경으로 하면서도, 당대 최고의 스튜디오 세션 뮤지션들과 보컬리스트 론 단테(Ron Dante)의 천부적인 가창을 결합하여 버블검 팝(Bubblegum Pop)이라는 장르의 황금기를 열어젖혔습니다. 이들의 디스코그래피 중에서도 본작 [Straight A's]는 가장 밝고 티 없이 맑은 청춘의 스펙트럼을 정갈하게 응축해 낸 소중한 기록물입니다.</w:t>
+      </w:r>
+    </w:p>
+    <w:p>
+      <w:pPr>
+        <w:spacing w:line="324" w:lineRule="auto" w:after="120"/>
+      </w:pPr>
+      <w:r>
+        <w:rPr w:rFonts="맑은 고딕">
+          <w:rFonts w:ascii="맑은 고딕" w:hAnsi="맑은 고딕" w:eastAsia="맑은 고딕"/>
+          <w:b w:val="0"/>
+          <w:sz w:val="21"/>
+        </w:rPr>
+        <w:t>이 앨범은 단순한 만화 사운드트랙이나 기획 상품의 범주를 아득히 뛰어넘습니다. 브릴 빌딩(Brill Building) 전통의 탄탄한 작곡 기법과 완벽하게 조율된 보컬 하모니, 그리고 경쾌한 핸드클랩과 리듬 섹션이 빚어내는 음악적 직조는 대중음악이 도달할 수 있는 '무결점의 명랑성'을 체현합니다. 시대의 불안과 고뇌 속에서 역설적으로 대중에게 무해한 위로와 해사한 미소를 건네고자 했던 이들의 음악적 지향은, 정교하게 계산된 팝 장인들의 예술적 철학과 장인정신이 깃들어 있기에 반세기가 지난 오늘날에도 여전히 생생한 설렘을 전합니다.</w:t>
+      </w:r>
+    </w:p>
+    <w:p>
+      <w:pPr>
+        <w:spacing w:line="324" w:lineRule="auto" w:after="120"/>
+      </w:pPr>
+      <w:r>
+        <w:rPr w:rFonts="맑은 고딕">
+          <w:rFonts w:ascii="맑은 고딕" w:hAnsi="맑은 고딕" w:eastAsia="맑은 고딕"/>
+          <w:b w:val="0"/>
+          <w:sz w:val="21"/>
+        </w:rPr>
+        <w:t>바늘이 회전하며 아날로그 그루브를 긁어내릴 때 흘러나오는 론 단테의 감미롭고 탄력 넘치는 음색과 풍성한 코러스 라인은 듣는 이를 단숨에 햇살 부서지는 1960~70년대 미국의 하이틴 로맨스 한가운데로 데려다 놓습니다. 복잡한 현실의 무게를 잊게 만드는 천진난만한 멜로디와 군더더기 없는 악기 배치는 클래식 팝 애호가들에게 순수한 음악적 기쁨의 원형을 일깨워 줍니다. [Straight A's]는 세월이 흘러도 퇴색하지 않는 찬란한 젊음의 찬가이자, 팝 역사상 가장 완벽하게 조율된 '스위트 팝의 정수'로서 그윽하고도 사랑스러운 서정적 여운을 남깁니다.</w:t>
       </w:r>
     </w:p>
     <w:p>
@@ -168,7 +187,7 @@
           <w:b w:val="0"/>
           <w:sz w:val="21"/>
         </w:rPr>
-        <w:t>팝 음악계의 미다스의 손 돈 커슈너(Don Kirshner)와 명 프로듀서 제프 배리(Jeff Barry)의 탁월한 지휘 아래, 아치스의 가장 완성도 높은 모범적 트랙들을 선별하여 1970년대 초반 LP로 정식 공개된 명작 기획 앨범입니다.</w:t>
+        <w:t>1960년대 말~1970년대 초, 돈 커슈너의 지휘와 캘린더/RCA 레코드의 제작망을 통해 선보인 아치스의 명작 라인업 중 하나로, 청소년기의 풋풋한 정서와 학창 시절의 낭만을 우수한 성적표(Straight A's)라는 은유적 테마 속에 녹여낸 팝 앨범입니다.</w:t>
       </w:r>
     </w:p>
     <w:p>
@@ -199,7 +218,7 @@
           <w:b w:val="0"/>
           <w:sz w:val="21"/>
         </w:rPr>
-        <w:t>전 세계 라디오와 차트를 석권했던 메가 히트곡들의 폭발적인 후광에 힘입어, 발매 당시 미국을 비롯한 글로벌 틴에이저 팝 팬들과 바이닐 애호가들의 뜨거운 호응 속에 견고한 판매고를 기록했습니다.</w:t>
+        <w:t>메가 히트곡 'Sugar, Sugar'로 전 세계 차트를 제패했던 아치스의 후광과 더불어, 라디오 에어플레이와 틴에이저들의 열렬한 지지를 바탕으로 안정적인 판매고를 기록하며 버블검 팝 컬렉터들의 전폭적인 사랑을 받았습니다.</w:t>
       </w:r>
     </w:p>
     <w:p>
@@ -230,7 +249,7 @@
           <w:b w:val="0"/>
           <w:sz w:val="21"/>
         </w:rPr>
-        <w:t>1969년 빌보드 연간 차트 1위를 차지한 이들의 음악적 유산과 맞물려 RIAA 골드/플래티넘 공인 기록을 뒷받침하며, 대중음악사에서 가장 완벽하게 조율된 스튜디오 팝 프로젝트 중 하나로 평단의 영속적인 찬사를 받고 있습니다.</w:t>
+        <w:t>상업적 팝 장르의 편견을 깨고 당대 대중음악계에 '만화와 팝 음악의 완벽한 융합'이라는 새로운 미디어 믹스 모델을 구축한 팝 역사의 독보적 성취로 공인받고 있습니다.</w:t>
       </w:r>
     </w:p>
     <w:p>
@@ -337,7 +356,7 @@
           <w:b w:val="0"/>
           <w:sz w:val="21"/>
         </w:rPr>
-        <w:t>5인조 가상 팝/록 그룹 (스튜디오 프로젝트 그룹: 론 단테, 토니 와인 등 주축)</w:t>
+        <w:t>팝 스튜디오 프로젝트 그룹 (버블검 팝 앙상블)</w:t>
       </w:r>
     </w:p>
     <w:p>
@@ -368,7 +387,7 @@
           <w:b w:val="0"/>
           <w:sz w:val="21"/>
         </w:rPr>
-        <w:t>인기 만화 및 TV 애니메이션 &lt;아치 쇼(The Archie Show)&gt; 속 캐릭터를 모티브로 탄생하여 전 세계를 뒤흔든 전설적인 버블검 팝 밴드입니다. 천재적인 보컬리스트 론 단테(Ron Dante)의 청량한 가창과 최고 세션들의 정교한 앙상블을 통해, 가상 밴드의 한계를 넘어 팝 음악사에 불멸의 발자취를 남긴 독창적 아이콘입니다.</w:t>
+        <w:t>만화 [아치 코믹스(Archie Comics)]의 주인공 캐릭터들을 전면에 내세운 가상 밴드이자, 실제로는 론 단테(Ron Dante), 토니 와인(Toni Wine) 등 뉴욕의 최정상급 세션 보컬리스트들과 명 프로듀서 제프 배리가 결합하여 탄생시킨 프로젝트 그룹입니다. 정교한 멜로디 메이킹과 중독성 넘치는 훅(Hook)으로 팝 역사상 가장 눈부신 버블검 팝의 전성기를 이끌며 빌보드 싱글 차트 정상에 오른 불멸의 아이콘입니다.</w:t>
       </w:r>
     </w:p>
     <w:p>
@@ -413,7 +432,7 @@
           <w:b w:val="0"/>
           <w:sz w:val="21"/>
         </w:rPr>
-        <w:t>헤비록과 사이키델릭의 거친 파도가 음악계를 뒤흔들던 1960년대 말과 1970년대 초, 대중음악 본연의 미덕인 직관적인 멜로디와 하모니의 순수성을 완벽히 수호해 낸 음악사적 이정표입니다. 뛰어난 편곡과 고도의 절제미를 바탕으로 버블검 팝이 일회성 유행가가 아닌 정교한 스튜디오 예술로 승화될 수 있음을 증명한 명반입니다.</w:t>
+        <w:t>본 앨범은 1960년대 후반 사이키델릭 록과 헤비 록의 대두 속에서 '3분 팝의 미학'을 완벽한 완성도로 지켜낸 버블검 팝의 모범 답안으로 평가받습니다. 정형화된 듯하지만 지극히 유려한 편곡과 화음 구조는 훗날 파워 팝(Power Pop)과 현대 틴 팝(Teen Pop)의 형성에 결정적인 음악적 자양분을 공급했습니다.</w:t>
       </w:r>
     </w:p>
     <w:p>
@@ -444,7 +463,7 @@
           <w:b w:val="0"/>
           <w:sz w:val="21"/>
         </w:rPr>
-        <w:t>사회적 격변 속에서도 꿈과 낭만을 잃지 않았던 당대 청춘들의 무공해 감성이 앨범 전편에 짙게 투영되어 있습니다. 방과 후 동네 레코드 숍과 주크박스 주변을 서성이며 낡은 트랜지스터라디오에서 울려 퍼지던 노래에 가슴 설레던 1970년대 초 아메리칸 틴에이저들의 풋풋한 공기와 낙천주의가 고스란히 담겨 있습니다.</w:t>
+        <w:t>베트남 전쟁과 사회적 격변으로 혼란스럽던 당시, 텔레비전 토요일 아침 만화 방송을 보며 꿈을 키우던 아이들과 청춘들에게 이 음반은 가장 안전하고 따뜻한 유토피아적 안식처였습니다. 드라이브 인 식당, 주크박스, 풋풋한 첫사랑의 쪽지가 오가던 골목길의 낭만이 한 장의 바이닐 속에 고스란히 봉인되어 있습니다.</w:t>
       </w:r>
     </w:p>
     <w:p>
@@ -489,7 +508,7 @@
           <w:b w:val="0"/>
           <w:sz w:val="21"/>
         </w:rPr>
-        <w:t>중독성 강한 리프와 론 단테의 감미롭고 탄력 넘치는 보컬, 그리고 귀를 사로잡는 코러스 화음이 완벽한 조화를 이룹니다. 경쾌한 리듬 섹션과 핸드클랩, 사랑의 희열을 담은 낭만적인 노랫말이 유기적으로 맞물리며 듣는 이에게 무한한 긍정의 에너지를 선사합니다.</w:t>
+        <w:t>상큼하고 탄력적인 리듬에 싱그러운 보컬이 얹힌 업템포 넘버들은 물론, 론 단테 특유의 호소력과 감미로움이 돋보이는 멜로디컬한 미드템포 트랙들이 앨범 전체를 관통합니다. 특히 제프 배리의 감각적인 드럼 비트와 벨(Bell), 탬버린 소리가 어우러져 한 편의 청량한 소품집을 감상하는 듯한 서정적 쾌감을 안겨줍니다.</w:t>
       </w:r>
     </w:p>
     <w:p>
@@ -520,7 +539,7 @@
           <w:b w:val="0"/>
           <w:sz w:val="21"/>
         </w:rPr>
-        <w:t>턴테이블 카트리지가 바이닐 소리골을 스칠 때 피어오르는 도톰한 중음역과 풍성한 베이스 라인은 디지털 음원에서는 느낄 수 없는 깊은 질감을 자아냅니다. 진공관 앰프 특유의 포근한 온기 속에 어쿠스틱 기타의 찰랑거림과 화사한 백킹 보컬의 공간감을 온전히 음미해 보시기를 권합니다.</w:t>
+        <w:t>진공관 앰프의 온기 어린 배음과 턴테이블 카트리지가 긁어내는 중음역의 두터운 질감 속에서 감상할 때 본작의 매력은 극대화됩니다. 60년대 말 특유의 입체적인 아날로그 스테레오 패닝과 스튜디오 라이브 질감의 코러스는 디지털 음원에서는 느낄 수 없는 따스하고 자연스러운 공간감을 선사합니다.</w:t>
       </w:r>
     </w:p>
     <w:p>
@@ -551,7 +570,7 @@
           <w:b w:val="0"/>
           <w:sz w:val="21"/>
         </w:rPr>
-        <w:t>브릴 빌딩 사운드의 찬란한 유산이자 1970년대 바이닐 문화의 정수를 상징하는 희소한 작품으로, 아날로그 팝 황금기의 향취를 갈망하는 정통 LP 컬렉터들에게는 컬렉션의 품격을 한층 높여줄 대체 불가능한 소장품입니다.</w:t>
+        <w:t>키치하면서도 클래식한 원작 만화의 비주얼 아트워크와 함께, 팝 역사상 가장 순수한 시대의 황금빛 사운드를 담고 있는 아날로그 바이닐로서, 60~70년대 미국 대중문화사 및 팝 컬렉터들에게 대체 불가능한 소장 가치를 지닙니다.</w:t>
       </w:r>
     </w:p>
     <w:p>
@@ -565,7 +584,7 @@
           <w:color w:val="4338CA"/>
           <w:sz w:val="21"/>
         </w:rPr>
-        <w:t>이 음반을 통해 반세기를 건너온 순수한 멜로디와 따스한 아날로그 사운드가 전해주는 감동을 다시 한번 경험해 보시는 것은 어떨까요?</w:t>
+        <w:t>이 음반을 통해 티 없이 맑았던 그 시절의 햇살과 순수한 멜로디가 전해주는 감동을 다시 한번 경험해 보시는 것은 어떨까요?</w:t>
       </w:r>
     </w:p>
     <w:sectPr>
